--- a/test/generator/baseline/gen.docx.to.docx.docx
+++ b/test/generator/baseline/gen.docx.to.docx.docx
@@ -2888,7 +2888,7 @@
       <w:r>
         <w:t xml:space="preserve"> inside the document itself. Both are supported by calibre. For example, here is a link pointing to the </w:t>
       </w:r>
-      <w:hyperlink r:id="rId100">
+      <w:hyperlink r:id="rId1">
         <w:r>
           <w:rPr>
             <w:rStyle w:val="Hyperlink"/>
@@ -3401,7 +3401,7 @@
         <w:jc w:val="center"/>
       </w:pPr>
       <w:bookmarkStart w:id="25" w:name="_Toc484565143"/>
-      <w:bookmarkStart w:id="31" w:name="images"/>
+      <w:bookmarkStart w:id="26" w:name="images"/>
       <w:r>
         <w:rPr>
           <w:b/>
@@ -3411,7 +3411,7 @@
         <w:t xml:space="preserve">Images</w:t>
       </w:r>
       <w:bookmarkEnd w:id="25"/>
-      <w:bookmarkEnd w:id="31"/>
+      <w:bookmarkEnd w:id="26"/>
     </w:p>
     <w:p>
       <w:r>
@@ -3438,7 +3438,7 @@
                     <pic:cNvPicPr/>
                   </pic:nvPicPr>
                   <pic:blipFill>
-                    <a:blip r:embed="rId101"/>
+                    <a:blip r:embed="rId2"/>
                     <a:stretch>
                       <a:fillRect/>
                     </a:stretch>
@@ -3511,8 +3511,8 @@
         <w:pStyle w:val="Heading1"/>
         <w:jc w:val="center"/>
       </w:pPr>
-      <w:bookmarkStart w:id="26" w:name="_Toc1359965655"/>
-      <w:bookmarkStart w:id="32" w:name="lists"/>
+      <w:bookmarkStart w:id="27" w:name="_Toc1359965655"/>
+      <w:bookmarkStart w:id="28" w:name="lists"/>
       <w:r>
         <w:rPr>
           <w:b/>
@@ -3521,8 +3521,8 @@
         </w:rPr>
         <w:t xml:space="preserve">Lists</w:t>
       </w:r>
-      <w:bookmarkEnd w:id="26"/>
-      <w:bookmarkEnd w:id="32"/>
+      <w:bookmarkEnd w:id="27"/>
+      <w:bookmarkEnd w:id="28"/>
     </w:p>
     <w:p>
       <w:r>
@@ -3533,8 +3533,8 @@
       <w:pPr>
         <w:pStyle w:val="Heading2"/>
       </w:pPr>
-      <w:bookmarkStart w:id="27" w:name="_Toc1958162433"/>
-      <w:bookmarkStart w:id="33" w:name="bulleted_list"/>
+      <w:bookmarkStart w:id="29" w:name="_Toc1958162433"/>
+      <w:bookmarkStart w:id="30" w:name="bulleted_list"/>
       <w:r>
         <w:rPr>
           <w:b/>
@@ -3543,8 +3543,8 @@
         </w:rPr>
         <w:t xml:space="preserve">Bulleted List</w:t>
       </w:r>
-      <w:bookmarkEnd w:id="27"/>
-      <w:bookmarkEnd w:id="33"/>
+      <w:bookmarkEnd w:id="29"/>
+      <w:bookmarkEnd w:id="30"/>
     </w:p>
     <w:p>
       <w:pPr>
@@ -3576,8 +3576,8 @@
       <w:pPr>
         <w:pStyle w:val="Heading2"/>
       </w:pPr>
-      <w:bookmarkStart w:id="28" w:name="_Toc415190676"/>
-      <w:bookmarkStart w:id="34" w:name="numbered_list"/>
+      <w:bookmarkStart w:id="31" w:name="_Toc415190676"/>
+      <w:bookmarkStart w:id="32" w:name="numbered_list"/>
       <w:r>
         <w:rPr>
           <w:b/>
@@ -3586,8 +3586,8 @@
         </w:rPr>
         <w:t xml:space="preserve">Numbered List</w:t>
       </w:r>
-      <w:bookmarkEnd w:id="28"/>
-      <w:bookmarkEnd w:id="34"/>
+      <w:bookmarkEnd w:id="31"/>
+      <w:bookmarkEnd w:id="32"/>
     </w:p>
     <w:p>
       <w:pPr>
@@ -3619,8 +3619,8 @@
       <w:pPr>
         <w:pStyle w:val="Heading2"/>
       </w:pPr>
-      <w:bookmarkStart w:id="29" w:name="_Toc1093260318"/>
-      <w:bookmarkStart w:id="35" w:name="multi_level_lists"/>
+      <w:bookmarkStart w:id="33" w:name="_Toc1093260318"/>
+      <w:bookmarkStart w:id="34" w:name="multi_level_lists"/>
       <w:r>
         <w:rPr>
           <w:b/>
@@ -3637,8 +3637,8 @@
         </w:rPr>
         <w:t xml:space="preserve">s</w:t>
       </w:r>
-      <w:bookmarkEnd w:id="29"/>
-      <w:bookmarkEnd w:id="35"/>
+      <w:bookmarkEnd w:id="33"/>
+      <w:bookmarkEnd w:id="34"/>
     </w:p>
     <w:p>
       <w:pPr>
@@ -3796,7 +3796,7 @@
       <w:pPr>
         <w:pStyle w:val="Heading2"/>
       </w:pPr>
-      <w:bookmarkStart w:id="30" w:name="_Toc1471533984"/>
+      <w:bookmarkStart w:id="35" w:name="_Toc1471533984"/>
       <w:bookmarkStart w:id="36" w:name="continued_lists"/>
       <w:r>
         <w:rPr>
@@ -3806,7 +3806,7 @@
         </w:rPr>
         <w:t xml:space="preserve">Continued Lists</w:t>
       </w:r>
-      <w:bookmarkEnd w:id="30"/>
+      <w:bookmarkEnd w:id="35"/>
       <w:bookmarkEnd w:id="36"/>
     </w:p>
     <w:p>
@@ -3879,7 +3879,7 @@
 </file>
 
 <file path=word/endnotes.xml><?xml version="1.0" encoding="utf-8"?>
-<w:endnotes xmlns:w="http://schemas.openxmlformats.org/wordprocessingml/2006/main">
+<w:endnotes xmlns:w="http://schemas.openxmlformats.org/wordprocessingml/2006/main" xmlns:r="http://schemas.openxmlformats.org/officeDocument/2006/relationships" xmlns:wp="http://schemas.openxmlformats.org/drawingml/2006/wordprocessingDrawing" xmlns:a="http://schemas.openxmlformats.org/drawingml/2006/main" xmlns:pic="http://schemas.openxmlformats.org/drawingml/2006/picture">
   <w:endnote w:type="separator" w:id="-1">
     <w:p>
       <w:r>
@@ -3899,6 +3899,12 @@
       <w:pPr>
         <w:pStyle w:val="FootnoteText"/>
       </w:pPr>
+      <w:r>
+        <w:rPr>
+          <w:rStyle w:val="FootnoteReference"/>
+        </w:rPr>
+        <w:endnoteRef/>
+      </w:r>
       <w:r>
         <w:rPr>
           <w:sz w:val="20"/>
@@ -3911,7 +3917,7 @@
 </file>
 
 <file path=word/footnotes.xml><?xml version="1.0" encoding="utf-8"?>
-<w:footnotes xmlns:w="http://schemas.openxmlformats.org/wordprocessingml/2006/main">
+<w:footnotes xmlns:w="http://schemas.openxmlformats.org/wordprocessingml/2006/main" xmlns:r="http://schemas.openxmlformats.org/officeDocument/2006/relationships" xmlns:wp="http://schemas.openxmlformats.org/drawingml/2006/wordprocessingDrawing" xmlns:a="http://schemas.openxmlformats.org/drawingml/2006/main" xmlns:pic="http://schemas.openxmlformats.org/drawingml/2006/picture">
   <w:footnote w:type="separator" w:id="-1">
     <w:p>
       <w:r>
@@ -3931,6 +3937,12 @@
       <w:pPr>
         <w:pStyle w:val="FootnoteText"/>
       </w:pPr>
+      <w:r>
+        <w:rPr>
+          <w:rStyle w:val="FootnoteReference"/>
+        </w:rPr>
+        <w:footnoteRef/>
+      </w:r>
       <w:r>
         <w:rPr>
           <w:sz w:val="20"/>

--- a/test/generator/baseline/gen.docx.to.docx.docx
+++ b/test/generator/baseline/gen.docx.to.docx.docx
@@ -1515,7 +1515,6 @@
                     <w:t xml:space="preserve">Three</w:t>
                   </w:r>
                 </w:p>
-                <w:p/>
               </w:tc>
               <w:tc>
                 <w:tcPr>
